--- a/项目发展与规划.docx
+++ b/项目发展与规划.docx
@@ -1038,7 +1038,7 @@
                 <w:rFonts w:ascii="微软雅黑" w:hAnsi="微软雅黑" w:eastAsia="微软雅黑"/>
                 <w:sz w:val="21"/>
               </w:rPr>
-              <w:t>Pygame 驱动</w:t>
+              <w:t>kivyMD 驱动</w:t>
             </w:r>
           </w:p>
         </w:tc>
@@ -1335,7 +1335,7 @@
                 <w:rFonts w:ascii="微软雅黑" w:hAnsi="微软雅黑" w:eastAsia="微软雅黑"/>
                 <w:sz w:val="21"/>
               </w:rPr>
-              <w:t>Pygame</w:t>
+              <w:t>kivyMD</w:t>
             </w:r>
           </w:p>
         </w:tc>
@@ -1344,13 +1344,14 @@
             <w:tcW w:type="dxa" w:w="4608"/>
           </w:tcPr>
           <w:p>
-            <w:r/>
+            <w:r>
+              <w:t>Material Design 组件丰富、界面美观，适合日程列表与交互；不用 Qt/PyQt（3B+ 带不动）</w:t>
+            </w:r>
             <w:r>
               <w:rPr>
                 <w:rFonts w:ascii="微软雅黑" w:hAnsi="微软雅黑" w:eastAsia="微软雅黑"/>
                 <w:sz w:val="21"/>
               </w:rPr>
-              <w:t>轻量，适合表情动画+文字列表；不用 Qt/PyQt（3B+ 带不动）</w:t>
             </w:r>
           </w:p>
         </w:tc>
@@ -1545,7 +1546,7 @@
         <w:br/>
         <w:t>├── reminder.py      # 定时轮询 + 到点触发</w:t>
         <w:br/>
-        <w:t>├── ui.py            # Pygame 界面：表情/日程列表/语音波形</w:t>
+        <w:t>├── ui.py            # kivyMD 界面：表情/日程列表/语音波形</w:t>
         <w:br/>
         <w:t>└── main.py          # 主循环：串联各模块</w:t>
       </w:r>
@@ -1808,7 +1809,7 @@
                 <w:rFonts w:ascii="微软雅黑" w:hAnsi="微软雅黑" w:eastAsia="微软雅黑"/>
                 <w:sz w:val="21"/>
               </w:rPr>
-              <w:t>Pygame 界面：表情动画、日程列表、语音波形；UI 与后台打通</w:t>
+              <w:t>kivyMD 界面：表情动画、日程列表、语音波形；UI 与后台打通</w:t>
             </w:r>
           </w:p>
         </w:tc>
@@ -2093,7 +2094,7 @@
                 <w:rFonts w:ascii="微软雅黑" w:hAnsi="微软雅黑" w:eastAsia="微软雅黑"/>
                 <w:sz w:val="21"/>
               </w:rPr>
-              <w:t>Python、API 集成、Linux、TTS/ASR、Pygame</w:t>
+              <w:t>Python、API 集成、Linux、TTS/ASR、kivyMD</w:t>
             </w:r>
           </w:p>
         </w:tc>
